--- a/data/Dialogues multilateral_Forum of the Countries of Latin America and the Caribbean on Sustainable Development 2024, 7th meeting of the Forum.docx
+++ b/data/Dialogues multilateral_Forum of the Countries of Latin America and the Caribbean on Sustainable Development 2024, 7th meeting of the Forum.docx
@@ -2,13 +2,13 @@
 <file path=word/document.xml><?xml version="1.0" encoding="utf-8"?>
 <w:document xmlns:w="http://schemas.openxmlformats.org/wordprocessingml/2006/main" xmlns:m="http://schemas.openxmlformats.org/officeDocument/2006/math" xmlns:r="http://schemas.openxmlformats.org/officeDocument/2006/relationships" xmlns:o="urn:schemas-microsoft-com:office:office" xmlns:v="urn:schemas-microsoft-com:vml" xmlns:w10="urn:schemas-microsoft-com:office:word" xmlns:a="http://schemas.openxmlformats.org/drawingml/2006/main" xmlns:pic="http://schemas.openxmlformats.org/drawingml/2006/picture" xmlns:wp="http://schemas.openxmlformats.org/drawingml/2006/wordprocessingDrawing">
   <w:body>
-    <w:bookmarkStart w:id="26" w:name="Xc919d275bf1f379f9c60cb5b7c0c78f8bdb13dc"/>
+    <w:bookmarkStart w:id="26" w:name="Xba0cc9fb3a5fa84601747441a01a553e0c992ba"/>
     <w:p>
       <w:pPr>
         <w:pStyle w:val="Heading1"/>
       </w:pPr>
       <w:r>
-        <w:t xml:space="preserve">Forum of the Countries of Latin America and the Caribbean on Sustainable Development 2024: 7th Meeting Summary</w:t>
+        <w:t xml:space="preserve">Forum of the Countries of Latin America and the Caribbean on Sustainable Development 2024 – 7th Meeting Summary (Santiago, 15-18 April)</w:t>
       </w:r>
     </w:p>
     <w:p>
@@ -23,7 +23,7 @@
         <w:t xml:space="preserve">Date</w:t>
       </w:r>
       <w:r>
-        <w:t xml:space="preserve">: 2024-04-15</w:t>
+        <w:t xml:space="preserve">: 2024-04</w:t>
       </w:r>
     </w:p>
     <w:p>
@@ -86,28 +86,11 @@
         <w:t xml:space="preserve">Actors</w:t>
       </w:r>
     </w:p>
-    <w:p>
-      <w:pPr>
-        <w:pStyle w:val="FirstParagraph"/>
-      </w:pPr>
-      <w:r>
-        <w:t xml:space="preserve">No actors identified.</w:t>
-      </w:r>
-    </w:p>
-    <w:bookmarkEnd w:id="22"/>
-    <w:bookmarkStart w:id="23" w:name="main-themes"/>
-    <w:p>
-      <w:pPr>
-        <w:pStyle w:val="Heading2"/>
-      </w:pPr>
-      <w:r>
-        <w:t xml:space="preserve">Main Themes</w:t>
-      </w:r>
-    </w:p>
     <w:tbl>
       <w:tblPr>
         <w:tblStyle w:val="Table"/>
-        <w:tblW w:type="auto" w:w="0"/>
+        <w:tblW w:type="pct" w:w="5000"/>
+        <w:tblLayout w:type="fixed"/>
         <w:tblLook w:firstRow="1" w:lastRow="0" w:firstColumn="0" w:lastColumn="0" w:noHBand="0" w:noVBand="0" w:val="0020"/>
       </w:tblPr>
       <w:tblGrid>
@@ -136,7 +119,7 @@
               <w:pStyle w:val="Compact"/>
             </w:pPr>
             <w:r>
-              <w:t xml:space="preserve">Subcategory</w:t>
+              <w:t xml:space="preserve">Actor</w:t>
             </w:r>
           </w:p>
         </w:tc>
@@ -149,7 +132,7 @@
               <w:pStyle w:val="Compact"/>
             </w:pPr>
             <w:r>
-              <w:t xml:space="preserve">Regional &amp; International Cooperation</w:t>
+              <w:t xml:space="preserve">Political Actors</w:t>
             </w:r>
           </w:p>
         </w:tc>
@@ -160,12 +143,30 @@
               <w:pStyle w:val="Compact"/>
             </w:pPr>
             <w:r>
-              <w:t xml:space="preserve">EU-LAC Digital Alliance</w:t>
+              <w:t xml:space="preserve">Forum of the Countries of Latin America and the Caribbean on Sustainable Development; Community of Latin American and Caribbean States</w:t>
             </w:r>
           </w:p>
         </w:tc>
       </w:tr>
     </w:tbl>
+    <w:bookmarkEnd w:id="22"/>
+    <w:bookmarkStart w:id="23" w:name="main-themes"/>
+    <w:p>
+      <w:pPr>
+        <w:pStyle w:val="Heading2"/>
+      </w:pPr>
+      <w:r>
+        <w:t xml:space="preserve">Main Themes</w:t>
+      </w:r>
+    </w:p>
+    <w:p>
+      <w:pPr>
+        <w:pStyle w:val="FirstParagraph"/>
+      </w:pPr>
+      <w:r>
+        <w:t xml:space="preserve">No themes identified.</w:t>
+      </w:r>
+    </w:p>
     <w:bookmarkEnd w:id="23"/>
     <w:bookmarkStart w:id="24" w:name="practical-applications"/>
     <w:p>
